--- a/module-5/Shklennik - Module 5.docx
+++ b/module-5/Shklennik - Module 5.docx
@@ -30,6 +30,9 @@
     </w:p>
     <w:p>
       <w:r>
+        <w:rPr>
+          <w:noProof/>
+        </w:rPr>
         <w:drawing>
           <wp:inline distT="0" distB="0" distL="0" distR="0" wp14:anchorId="13DE8AAB" wp14:editId="4EEDDC5C">
             <wp:extent cx="5731510" cy="1207135"/>
@@ -95,6 +98,9 @@
     </w:p>
     <w:p>
       <w:r>
+        <w:rPr>
+          <w:noProof/>
+        </w:rPr>
         <w:drawing>
           <wp:inline distT="0" distB="0" distL="0" distR="0" wp14:anchorId="57A84AF8" wp14:editId="562327D7">
             <wp:extent cx="5731510" cy="2061210"/>
@@ -145,6 +151,9 @@
     </w:p>
     <w:p>
       <w:r>
+        <w:rPr>
+          <w:noProof/>
+        </w:rPr>
         <w:drawing>
           <wp:inline distT="0" distB="0" distL="0" distR="0" wp14:anchorId="5E94BE62" wp14:editId="612002D6">
             <wp:extent cx="5731510" cy="3535680"/>
@@ -184,6 +193,9 @@
     </w:p>
     <w:p>
       <w:r>
+        <w:rPr>
+          <w:noProof/>
+        </w:rPr>
         <w:lastRenderedPageBreak/>
         <w:drawing>
           <wp:inline distT="0" distB="0" distL="0" distR="0" wp14:anchorId="070FD55B" wp14:editId="5A9368F1">
@@ -250,6 +262,9 @@
     </w:p>
     <w:p>
       <w:r>
+        <w:rPr>
+          <w:noProof/>
+        </w:rPr>
         <w:lastRenderedPageBreak/>
         <w:drawing>
           <wp:inline distT="0" distB="0" distL="0" distR="0" wp14:anchorId="64B4FF93" wp14:editId="19BDBAAB">
@@ -327,6 +342,9 @@
     </w:p>
     <w:p>
       <w:r>
+        <w:rPr>
+          <w:noProof/>
+        </w:rPr>
         <w:drawing>
           <wp:inline distT="0" distB="0" distL="0" distR="0" wp14:anchorId="1E467801" wp14:editId="68915AEB">
             <wp:extent cx="5731510" cy="1811655"/>
@@ -377,6 +395,9 @@
     </w:p>
     <w:p>
       <w:r>
+        <w:rPr>
+          <w:noProof/>
+        </w:rPr>
         <w:drawing>
           <wp:inline distT="0" distB="0" distL="0" distR="0" wp14:anchorId="62AB828F" wp14:editId="47E07826">
             <wp:extent cx="5731510" cy="1409700"/>
@@ -422,20 +443,50 @@
         </w:numPr>
       </w:pPr>
       <w:r>
-        <w:t>Transaction search results.</w:t>
-      </w:r>
-    </w:p>
-    <w:p>
-      <w:pPr>
-        <w:numPr>
-          <w:ilvl w:val="2"/>
-          <w:numId w:val="1"/>
-        </w:numPr>
-      </w:pPr>
-      <w:r>
         <w:t>Performance metrics relevant to the PetStore services.</w:t>
       </w:r>
     </w:p>
+    <w:p>
+      <w:r>
+        <w:lastRenderedPageBreak/>
+        <w:drawing>
+          <wp:inline distT="0" distB="0" distL="0" distR="0" wp14:anchorId="15A0D603" wp14:editId="3D25865C">
+            <wp:extent cx="5731510" cy="3085465"/>
+            <wp:effectExtent l="0" t="0" r="2540" b="635"/>
+            <wp:docPr id="684355476" name="Picture 1"/>
+            <wp:cNvGraphicFramePr>
+              <a:graphicFrameLocks xmlns:a="http://schemas.openxmlformats.org/drawingml/2006/main" noChangeAspect="1"/>
+            </wp:cNvGraphicFramePr>
+            <a:graphic xmlns:a="http://schemas.openxmlformats.org/drawingml/2006/main">
+              <a:graphicData uri="http://schemas.openxmlformats.org/drawingml/2006/picture">
+                <pic:pic xmlns:pic="http://schemas.openxmlformats.org/drawingml/2006/picture">
+                  <pic:nvPicPr>
+                    <pic:cNvPr id="684355476" name=""/>
+                    <pic:cNvPicPr/>
+                  </pic:nvPicPr>
+                  <pic:blipFill>
+                    <a:blip r:embed="rId12"/>
+                    <a:stretch>
+                      <a:fillRect/>
+                    </a:stretch>
+                  </pic:blipFill>
+                  <pic:spPr>
+                    <a:xfrm>
+                      <a:off x="0" y="0"/>
+                      <a:ext cx="5731510" cy="3085465"/>
+                    </a:xfrm>
+                    <a:prstGeom prst="rect">
+                      <a:avLst/>
+                    </a:prstGeom>
+                  </pic:spPr>
+                </pic:pic>
+              </a:graphicData>
+            </a:graphic>
+          </wp:inline>
+        </w:drawing>
+      </w:r>
+    </w:p>
+    <w:p/>
     <w:p>
       <w:pPr>
         <w:numPr>
@@ -459,12 +510,14 @@
         </w:numPr>
       </w:pPr>
       <w:r>
-        <w:lastRenderedPageBreak/>
         <w:t>Screenshot of the added custom metric in com.chtrembl.petstoreapp.service.ProductManagementService#getProductsByCategory().</w:t>
       </w:r>
     </w:p>
     <w:p>
       <w:r>
+        <w:rPr>
+          <w:noProof/>
+        </w:rPr>
         <w:drawing>
           <wp:inline distT="0" distB="0" distL="0" distR="0" wp14:anchorId="3DA0BE55" wp14:editId="3F01EEB1">
             <wp:extent cx="5731510" cy="3159760"/>
@@ -481,7 +534,7 @@
                     <pic:cNvPicPr/>
                   </pic:nvPicPr>
                   <pic:blipFill>
-                    <a:blip r:embed="rId12"/>
+                    <a:blip r:embed="rId13"/>
                     <a:stretch>
                       <a:fillRect/>
                     </a:stretch>
@@ -515,6 +568,10 @@
     </w:p>
     <w:p>
       <w:r>
+        <w:rPr>
+          <w:noProof/>
+        </w:rPr>
+        <w:lastRenderedPageBreak/>
         <w:drawing>
           <wp:inline distT="0" distB="0" distL="0" distR="0" wp14:anchorId="70D19548" wp14:editId="380115DA">
             <wp:extent cx="5731510" cy="3167380"/>
@@ -531,7 +588,7 @@
                     <pic:cNvPicPr/>
                   </pic:nvPicPr>
                   <pic:blipFill>
-                    <a:blip r:embed="rId13"/>
+                    <a:blip r:embed="rId14"/>
                     <a:stretch>
                       <a:fillRect/>
                     </a:stretch>
@@ -565,7 +622,9 @@
     </w:p>
     <w:p>
       <w:r>
-        <w:lastRenderedPageBreak/>
+        <w:rPr>
+          <w:noProof/>
+        </w:rPr>
         <w:drawing>
           <wp:inline distT="0" distB="0" distL="0" distR="0" wp14:anchorId="3E699B99" wp14:editId="0AE17DC4">
             <wp:extent cx="5731510" cy="5161280"/>
@@ -582,7 +641,7 @@
                     <pic:cNvPicPr/>
                   </pic:nvPicPr>
                   <pic:blipFill>
-                    <a:blip r:embed="rId14"/>
+                    <a:blip r:embed="rId15"/>
                     <a:stretch>
                       <a:fillRect/>
                     </a:stretch>
@@ -615,6 +674,7 @@
           <w:i/>
           <w:iCs/>
         </w:rPr>
+        <w:lastRenderedPageBreak/>
         <w:t>Examine Logs and Custom Events</w:t>
       </w:r>
     </w:p>
@@ -627,6 +687,84 @@
       </w:pPr>
       <w:r>
         <w:t>Screenshots of Application Insights displaying logged events and custom metrics.</w:t>
+      </w:r>
+    </w:p>
+    <w:p>
+      <w:r>
+        <w:drawing>
+          <wp:inline distT="0" distB="0" distL="0" distR="0" wp14:anchorId="2FB4367B" wp14:editId="786A7412">
+            <wp:extent cx="5731510" cy="1915160"/>
+            <wp:effectExtent l="0" t="0" r="2540" b="8890"/>
+            <wp:docPr id="950227396" name="Picture 1"/>
+            <wp:cNvGraphicFramePr>
+              <a:graphicFrameLocks xmlns:a="http://schemas.openxmlformats.org/drawingml/2006/main" noChangeAspect="1"/>
+            </wp:cNvGraphicFramePr>
+            <a:graphic xmlns:a="http://schemas.openxmlformats.org/drawingml/2006/main">
+              <a:graphicData uri="http://schemas.openxmlformats.org/drawingml/2006/picture">
+                <pic:pic xmlns:pic="http://schemas.openxmlformats.org/drawingml/2006/picture">
+                  <pic:nvPicPr>
+                    <pic:cNvPr id="950227396" name=""/>
+                    <pic:cNvPicPr/>
+                  </pic:nvPicPr>
+                  <pic:blipFill>
+                    <a:blip r:embed="rId16"/>
+                    <a:stretch>
+                      <a:fillRect/>
+                    </a:stretch>
+                  </pic:blipFill>
+                  <pic:spPr>
+                    <a:xfrm>
+                      <a:off x="0" y="0"/>
+                      <a:ext cx="5731510" cy="1915160"/>
+                    </a:xfrm>
+                    <a:prstGeom prst="rect">
+                      <a:avLst/>
+                    </a:prstGeom>
+                  </pic:spPr>
+                </pic:pic>
+              </a:graphicData>
+            </a:graphic>
+          </wp:inline>
+        </w:drawing>
+      </w:r>
+    </w:p>
+    <w:p>
+      <w:r>
+        <w:drawing>
+          <wp:inline distT="0" distB="0" distL="0" distR="0" wp14:anchorId="1F42E71F" wp14:editId="0DDDBCEC">
+            <wp:extent cx="5731510" cy="2479040"/>
+            <wp:effectExtent l="0" t="0" r="2540" b="0"/>
+            <wp:docPr id="935076110" name="Picture 1"/>
+            <wp:cNvGraphicFramePr>
+              <a:graphicFrameLocks xmlns:a="http://schemas.openxmlformats.org/drawingml/2006/main" noChangeAspect="1"/>
+            </wp:cNvGraphicFramePr>
+            <a:graphic xmlns:a="http://schemas.openxmlformats.org/drawingml/2006/main">
+              <a:graphicData uri="http://schemas.openxmlformats.org/drawingml/2006/picture">
+                <pic:pic xmlns:pic="http://schemas.openxmlformats.org/drawingml/2006/picture">
+                  <pic:nvPicPr>
+                    <pic:cNvPr id="935076110" name=""/>
+                    <pic:cNvPicPr/>
+                  </pic:nvPicPr>
+                  <pic:blipFill>
+                    <a:blip r:embed="rId17"/>
+                    <a:stretch>
+                      <a:fillRect/>
+                    </a:stretch>
+                  </pic:blipFill>
+                  <pic:spPr>
+                    <a:xfrm>
+                      <a:off x="0" y="0"/>
+                      <a:ext cx="5731510" cy="2479040"/>
+                    </a:xfrm>
+                    <a:prstGeom prst="rect">
+                      <a:avLst/>
+                    </a:prstGeom>
+                  </pic:spPr>
+                </pic:pic>
+              </a:graphicData>
+            </a:graphic>
+          </wp:inline>
+        </w:drawing>
       </w:r>
     </w:p>
     <w:p>
@@ -656,6 +794,45 @@
       </w:r>
     </w:p>
     <w:p>
+      <w:r>
+        <w:drawing>
+          <wp:inline distT="0" distB="0" distL="0" distR="0" wp14:anchorId="6D0EA7FA" wp14:editId="1197E54D">
+            <wp:extent cx="5731510" cy="1779270"/>
+            <wp:effectExtent l="0" t="0" r="2540" b="0"/>
+            <wp:docPr id="2008692113" name="Picture 1"/>
+            <wp:cNvGraphicFramePr>
+              <a:graphicFrameLocks xmlns:a="http://schemas.openxmlformats.org/drawingml/2006/main" noChangeAspect="1"/>
+            </wp:cNvGraphicFramePr>
+            <a:graphic xmlns:a="http://schemas.openxmlformats.org/drawingml/2006/main">
+              <a:graphicData uri="http://schemas.openxmlformats.org/drawingml/2006/picture">
+                <pic:pic xmlns:pic="http://schemas.openxmlformats.org/drawingml/2006/picture">
+                  <pic:nvPicPr>
+                    <pic:cNvPr id="2008692113" name=""/>
+                    <pic:cNvPicPr/>
+                  </pic:nvPicPr>
+                  <pic:blipFill>
+                    <a:blip r:embed="rId18"/>
+                    <a:stretch>
+                      <a:fillRect/>
+                    </a:stretch>
+                  </pic:blipFill>
+                  <pic:spPr>
+                    <a:xfrm>
+                      <a:off x="0" y="0"/>
+                      <a:ext cx="5731510" cy="1779270"/>
+                    </a:xfrm>
+                    <a:prstGeom prst="rect">
+                      <a:avLst/>
+                    </a:prstGeom>
+                  </pic:spPr>
+                </pic:pic>
+              </a:graphicData>
+            </a:graphic>
+          </wp:inline>
+        </w:drawing>
+      </w:r>
+    </w:p>
+    <w:p>
       <w:pPr>
         <w:numPr>
           <w:ilvl w:val="0"/>
@@ -682,6 +859,46 @@
       </w:r>
     </w:p>
     <w:p>
+      <w:r>
+        <w:lastRenderedPageBreak/>
+        <w:drawing>
+          <wp:inline distT="0" distB="0" distL="0" distR="0" wp14:anchorId="416C6CD3" wp14:editId="62DC8035">
+            <wp:extent cx="5731510" cy="2921635"/>
+            <wp:effectExtent l="0" t="0" r="2540" b="0"/>
+            <wp:docPr id="2033466262" name="Picture 1"/>
+            <wp:cNvGraphicFramePr>
+              <a:graphicFrameLocks xmlns:a="http://schemas.openxmlformats.org/drawingml/2006/main" noChangeAspect="1"/>
+            </wp:cNvGraphicFramePr>
+            <a:graphic xmlns:a="http://schemas.openxmlformats.org/drawingml/2006/main">
+              <a:graphicData uri="http://schemas.openxmlformats.org/drawingml/2006/picture">
+                <pic:pic xmlns:pic="http://schemas.openxmlformats.org/drawingml/2006/picture">
+                  <pic:nvPicPr>
+                    <pic:cNvPr id="2033466262" name=""/>
+                    <pic:cNvPicPr/>
+                  </pic:nvPicPr>
+                  <pic:blipFill>
+                    <a:blip r:embed="rId19"/>
+                    <a:stretch>
+                      <a:fillRect/>
+                    </a:stretch>
+                  </pic:blipFill>
+                  <pic:spPr>
+                    <a:xfrm>
+                      <a:off x="0" y="0"/>
+                      <a:ext cx="5731510" cy="2921635"/>
+                    </a:xfrm>
+                    <a:prstGeom prst="rect">
+                      <a:avLst/>
+                    </a:prstGeom>
+                  </pic:spPr>
+                </pic:pic>
+              </a:graphicData>
+            </a:graphic>
+          </wp:inline>
+        </w:drawing>
+      </w:r>
+    </w:p>
+    <w:p>
       <w:pPr>
         <w:numPr>
           <w:ilvl w:val="0"/>
@@ -708,6 +925,45 @@
       </w:r>
     </w:p>
     <w:p>
+      <w:r>
+        <w:drawing>
+          <wp:inline distT="0" distB="0" distL="0" distR="0" wp14:anchorId="277FCCE6" wp14:editId="6A70D32E">
+            <wp:extent cx="5731510" cy="2557145"/>
+            <wp:effectExtent l="0" t="0" r="2540" b="0"/>
+            <wp:docPr id="1669013716" name="Picture 1"/>
+            <wp:cNvGraphicFramePr>
+              <a:graphicFrameLocks xmlns:a="http://schemas.openxmlformats.org/drawingml/2006/main" noChangeAspect="1"/>
+            </wp:cNvGraphicFramePr>
+            <a:graphic xmlns:a="http://schemas.openxmlformats.org/drawingml/2006/main">
+              <a:graphicData uri="http://schemas.openxmlformats.org/drawingml/2006/picture">
+                <pic:pic xmlns:pic="http://schemas.openxmlformats.org/drawingml/2006/picture">
+                  <pic:nvPicPr>
+                    <pic:cNvPr id="1669013716" name=""/>
+                    <pic:cNvPicPr/>
+                  </pic:nvPicPr>
+                  <pic:blipFill>
+                    <a:blip r:embed="rId20"/>
+                    <a:stretch>
+                      <a:fillRect/>
+                    </a:stretch>
+                  </pic:blipFill>
+                  <pic:spPr>
+                    <a:xfrm>
+                      <a:off x="0" y="0"/>
+                      <a:ext cx="5731510" cy="2557145"/>
+                    </a:xfrm>
+                    <a:prstGeom prst="rect">
+                      <a:avLst/>
+                    </a:prstGeom>
+                  </pic:spPr>
+                </pic:pic>
+              </a:graphicData>
+            </a:graphic>
+          </wp:inline>
+        </w:drawing>
+      </w:r>
+    </w:p>
+    <w:p>
       <w:pPr>
         <w:numPr>
           <w:ilvl w:val="1"/>
@@ -716,6 +972,45 @@
       </w:pPr>
       <w:r>
         <w:t>Screenshots of Application Insights displaying logs related to the error.</w:t>
+      </w:r>
+    </w:p>
+    <w:p>
+      <w:r>
+        <w:drawing>
+          <wp:inline distT="0" distB="0" distL="0" distR="0" wp14:anchorId="319D7CCC" wp14:editId="56DECDA5">
+            <wp:extent cx="5731510" cy="1833245"/>
+            <wp:effectExtent l="0" t="0" r="2540" b="0"/>
+            <wp:docPr id="1386726454" name="Picture 1"/>
+            <wp:cNvGraphicFramePr>
+              <a:graphicFrameLocks xmlns:a="http://schemas.openxmlformats.org/drawingml/2006/main" noChangeAspect="1"/>
+            </wp:cNvGraphicFramePr>
+            <a:graphic xmlns:a="http://schemas.openxmlformats.org/drawingml/2006/main">
+              <a:graphicData uri="http://schemas.openxmlformats.org/drawingml/2006/picture">
+                <pic:pic xmlns:pic="http://schemas.openxmlformats.org/drawingml/2006/picture">
+                  <pic:nvPicPr>
+                    <pic:cNvPr id="1386726454" name=""/>
+                    <pic:cNvPicPr/>
+                  </pic:nvPicPr>
+                  <pic:blipFill>
+                    <a:blip r:embed="rId21"/>
+                    <a:stretch>
+                      <a:fillRect/>
+                    </a:stretch>
+                  </pic:blipFill>
+                  <pic:spPr>
+                    <a:xfrm>
+                      <a:off x="0" y="0"/>
+                      <a:ext cx="5731510" cy="1833245"/>
+                    </a:xfrm>
+                    <a:prstGeom prst="rect">
+                      <a:avLst/>
+                    </a:prstGeom>
+                  </pic:spPr>
+                </pic:pic>
+              </a:graphicData>
+            </a:graphic>
+          </wp:inline>
+        </w:drawing>
       </w:r>
     </w:p>
     <w:p>
@@ -741,7 +1036,50 @@
         </w:numPr>
       </w:pPr>
       <w:r>
+        <w:lastRenderedPageBreak/>
         <w:t>Screenshot of a Kusto query counting exceptions with specific error messages.</w:t>
+      </w:r>
+    </w:p>
+    <w:p>
+      <w:pPr>
+        <w:ind w:left="360"/>
+      </w:pPr>
+      <w:r>
+        <w:drawing>
+          <wp:inline distT="0" distB="0" distL="0" distR="0" wp14:anchorId="28726549" wp14:editId="4B7450DB">
+            <wp:extent cx="5731510" cy="2449830"/>
+            <wp:effectExtent l="0" t="0" r="2540" b="7620"/>
+            <wp:docPr id="54316383" name="Picture 1"/>
+            <wp:cNvGraphicFramePr>
+              <a:graphicFrameLocks xmlns:a="http://schemas.openxmlformats.org/drawingml/2006/main" noChangeAspect="1"/>
+            </wp:cNvGraphicFramePr>
+            <a:graphic xmlns:a="http://schemas.openxmlformats.org/drawingml/2006/main">
+              <a:graphicData uri="http://schemas.openxmlformats.org/drawingml/2006/picture">
+                <pic:pic xmlns:pic="http://schemas.openxmlformats.org/drawingml/2006/picture">
+                  <pic:nvPicPr>
+                    <pic:cNvPr id="54316383" name=""/>
+                    <pic:cNvPicPr/>
+                  </pic:nvPicPr>
+                  <pic:blipFill>
+                    <a:blip r:embed="rId22"/>
+                    <a:stretch>
+                      <a:fillRect/>
+                    </a:stretch>
+                  </pic:blipFill>
+                  <pic:spPr>
+                    <a:xfrm>
+                      <a:off x="0" y="0"/>
+                      <a:ext cx="5731510" cy="2449830"/>
+                    </a:xfrm>
+                    <a:prstGeom prst="rect">
+                      <a:avLst/>
+                    </a:prstGeom>
+                  </pic:spPr>
+                </pic:pic>
+              </a:graphicData>
+            </a:graphic>
+          </wp:inline>
+        </w:drawing>
       </w:r>
     </w:p>
     <w:p>
@@ -767,8 +1105,49 @@
         </w:numPr>
       </w:pPr>
       <w:r>
-        <w:lastRenderedPageBreak/>
         <w:t>Screenshot of the "Failures" tab in Application Insights displaying the stack trace of the error.</w:t>
+      </w:r>
+    </w:p>
+    <w:p>
+      <w:pPr>
+        <w:ind w:left="360"/>
+      </w:pPr>
+      <w:r>
+        <w:drawing>
+          <wp:inline distT="0" distB="0" distL="0" distR="0" wp14:anchorId="0310D3CC" wp14:editId="012D318B">
+            <wp:extent cx="5731510" cy="2129155"/>
+            <wp:effectExtent l="0" t="0" r="2540" b="4445"/>
+            <wp:docPr id="1890637676" name="Picture 1"/>
+            <wp:cNvGraphicFramePr>
+              <a:graphicFrameLocks xmlns:a="http://schemas.openxmlformats.org/drawingml/2006/main" noChangeAspect="1"/>
+            </wp:cNvGraphicFramePr>
+            <a:graphic xmlns:a="http://schemas.openxmlformats.org/drawingml/2006/main">
+              <a:graphicData uri="http://schemas.openxmlformats.org/drawingml/2006/picture">
+                <pic:pic xmlns:pic="http://schemas.openxmlformats.org/drawingml/2006/picture">
+                  <pic:nvPicPr>
+                    <pic:cNvPr id="1890637676" name=""/>
+                    <pic:cNvPicPr/>
+                  </pic:nvPicPr>
+                  <pic:blipFill>
+                    <a:blip r:embed="rId23"/>
+                    <a:stretch>
+                      <a:fillRect/>
+                    </a:stretch>
+                  </pic:blipFill>
+                  <pic:spPr>
+                    <a:xfrm>
+                      <a:off x="0" y="0"/>
+                      <a:ext cx="5731510" cy="2129155"/>
+                    </a:xfrm>
+                    <a:prstGeom prst="rect">
+                      <a:avLst/>
+                    </a:prstGeom>
+                  </pic:spPr>
+                </pic:pic>
+              </a:graphicData>
+            </a:graphic>
+          </wp:inline>
+        </w:drawing>
       </w:r>
     </w:p>
     <w:p/>
@@ -1934,6 +2313,7 @@
   <w:style w:type="character" w:default="1" w:styleId="DefaultParagraphFont">
     <w:name w:val="Default Paragraph Font"/>
     <w:uiPriority w:val="1"/>
+    <w:semiHidden/>
     <w:unhideWhenUsed/>
   </w:style>
   <w:style w:type="table" w:default="1" w:styleId="TableNormal">
